--- a/ky/wisdom-stories/hayats-life-story.docx
+++ b/ky/wisdom-stories/hayats-life-story.docx
@@ -147,7 +147,7 @@
           <w:sz w:val="22"/>
           <w:lang w:val="ky-KG"/>
         </w:rPr>
-        <w:t>Кой-ай, кой-ай, кой-ай! Аял жалгыз жашайт имиш. Таятамдын намысын бир тыйын кылат имиш, элдин бетин карай албай калат имиш; кызы өлүп калса, андан жакшы болмок имиш. Ошол кечте апам кийим жайган жипти көп ойлонбой эле мойнуна салыптыр. Мунун баарын мага жылдар өткөндөн кийин, мен он тогуз жашка чыкканда, таенем өлүм төшөгүндө жатып айтып берди.</w:t>
+        <w:t>Кой-ай, кой-ай, кой-ай! Аял жалгыз жашайт имиш. Таятамдын намысын беш тыйын кылат имиш, элдин бетин карай албай калат имиш; кызы өлүп калса, андан жакшы болмок имиш. Ошол кечте апам өзүн асып коюптур. Мунун баарын мага жылдар өткөндөн кийин, мен он тогуз жашка чыкканда, таенем өлүм төшөгүндө жатып айтып берди.</w:t>
       </w:r>
     </w:p>
     <w:p>
@@ -201,16 +201,15 @@
           <w:sz w:val="22"/>
           <w:lang w:val="ky-KG"/>
         </w:rPr>
-        <w:t xml:space="preserve">Бизди балдар үйүнө берерин уккан таежем келди. Атамга: «Кыз баланы балдар үйүнө беришпейт. Хаятты мен алып, өзүм чоңойтом», — деди. Кыз баланы эмне үчүн балдар үйүнө берүүгө болбой турганын таежем менен жашай баштаганда түшүндүм: кыз бала үйдө жумшалчу акысыз кызматчы дегенди билдирет экен. Таежем мени бир күн да өз </w:t>
-      </w:r>
-      <w:r>
-        <w:rPr>
-          <w:rFonts w:ascii="Arial" w:eastAsia="Arial" w:hAnsi="Arial"/>
-          <w:color w:val="000000"/>
-          <w:sz w:val="22"/>
-          <w:lang w:val="ky-KG"/>
-        </w:rPr>
-        <w:t>атым менен чакырган жок. Эми менин атым «Шалдыраган» болуп калган: «Шалдыраган, суу алып кел... Шалдыраган, бул идиштерди жууп кой...»</w:t>
+        <w:t>Бизди балдар үйүнө берерин уккан таежем келди. Атамга: «Кыз баланы балдар үйүнө беришпейт. Хаятты мен алып, өзүм чоңойтом», — деди. Кыз баланы эмне үчүн балдар үйүнө берүүгө болбой турганын таежем менен жашай баштаганда түшүндүм: кыз бала үйдө жумшалчу акысыз кызматчы дегенди билдирет экен. Таежем мени бир күн да өз атым менен чакырган жок. Эми менин атым «Келчи» болуп калган: «Келчи, суу алып кел... Келчи, бул идиштерди жууп кой...»</w:t>
+      </w:r>
+      <w:r>
+        <w:rPr>
+          <w:rFonts w:ascii="Arial" w:eastAsia="Arial" w:hAnsi="Arial"/>
+          <w:color w:val="000000"/>
+          <w:sz w:val="22"/>
+          <w:lang w:val="ky-KG"/>
+        </w:rPr>
       </w:r>
     </w:p>
     <w:p>
@@ -354,7 +353,7 @@
           <w:sz w:val="22"/>
           <w:lang w:val="ky-KG"/>
         </w:rPr>
-        <w:t>Ошол жайда биздин көчөдөгү дүкөнчү, үч балалуу Хасан байкенин аялы рак оорусунан каза болду. Абдан кайгырдым. Үч бала эми эмне кылат, эненин жытын кайдан табат? Энелер эмне үчүн өлөт? Ал үч бала да мен сыяктуу өз атын унутуп, «Шалдыраган» болуп калабы?</w:t>
+        <w:t>Ошол жайда биздин көчөдөгү дүкөнчү, үч балалуу Хасан байкенин аялы рак оорусунан каза болду. Абдан кайгырдым. Үч бала эми эмне кылат, эненин жытын кайдан табат? Энелер эмне үчүн өлөт? Ал үч бала да мен сыяктуу өз атын унутуп, «Келчи» болуп калабы?</w:t>
       </w:r>
     </w:p>
     <w:p>
@@ -444,34 +443,33 @@
           <w:sz w:val="22"/>
           <w:lang w:val="ky-KG"/>
         </w:rPr>
-        <w:t xml:space="preserve">Хасан байке үйдөн кеткенде, күзгүнүн алдына туруп, «Хасан» дегенди үйрөнмөк болдум. «Хасан» деген сайын күзгүдөн анын чачы түшкөн башы, мурдунун үстүнө түшүп турган көз айнеги, чыккан курсагы көз алдыма тартылчу. «Хасан» деген сайын </w:t>
-      </w:r>
-      <w:r>
-        <w:rPr>
-          <w:rFonts w:ascii="Arial" w:eastAsia="Arial" w:hAnsi="Arial"/>
-          <w:color w:val="000000"/>
-          <w:sz w:val="22"/>
-          <w:lang w:val="ky-KG"/>
-        </w:rPr>
-        <w:t>күнөө кылгандай уялып, ага атынан кайрыла албай койдум. Күзгүнүн алдында машыгып жатканымда, Хасан байкенин алты жаштагы уулу жаныма келип: «Хаят эже, апам атама «мырза» дечү, сен да «мырза» де», — деп мага дем берди.</w:t>
-      </w:r>
-    </w:p>
-    <w:p>
-      <w:pPr>
-        <w:keepNext w:val="0"/>
-        <w:keepLines w:val="0"/>
-        <w:pageBreakBefore w:val="0"/>
-        <w:widowControl/>
-        <w:spacing w:line="269" w:lineRule="auto" w:after="120" w:before="0"/>
-      </w:pPr>
-      <w:r>
-        <w:rPr>
-          <w:rFonts w:ascii="Arial" w:eastAsia="Arial" w:hAnsi="Arial"/>
-          <w:color w:val="000000"/>
-          <w:sz w:val="22"/>
-          <w:lang w:val="ky-KG"/>
-        </w:rPr>
-        <w:t>«Мырза» — албетте, «мырза» жакшы болмок. Эңкейип, кара көздүү, кыялдарымды жомок деп уккан Самини өптүм. Беш жаштагы Элиф менен эки жаштагы Зехраны да чакырып, аларга жомок айта баштадым. Ал күнү жомогумду мындай баштадым: «Илгери-илгери алты жаштагы Жомок аттуу кыз жашаптыр. Жомок апасынан айрылыптыр. Ал апасын бардык жерден издеп, таба албаганда Кыялдар өлкөсүнө кетиптир. Жомок ал жерде ушунчалык бактылуу болгондуктан, чыныгы дүйнөгө эч качан кайтып келбептир».</w:t>
+        <w:t>Хасан байке үйдөн кеткенде, күзгүнүн алдына туруп, «Хасан» дегенди үйрөнмөк болдум. «Хасан» деген сайын анын чачы түшкөн башы, мурдунун үстүнө түшүп турган көз айнеги, чыккан курсагы көз алдыма тартылчу. «Хасан» деген сайын күнөө кылгандай уялып, ага атынан кайрыла албай койдум. Күзгүнүн алдында машыгып жатканымда, Хасан байкенин алты жаштагы уулу жаныма келип: «Хаят эже, апам атама «мырза» дечү, сен да «мырза» де», — деп мага дем берди.</w:t>
+      </w:r>
+      <w:r>
+        <w:rPr>
+          <w:rFonts w:ascii="Arial" w:eastAsia="Arial" w:hAnsi="Arial"/>
+          <w:color w:val="000000"/>
+          <w:sz w:val="22"/>
+          <w:lang w:val="ky-KG"/>
+        </w:rPr>
+      </w:r>
+    </w:p>
+    <w:p>
+      <w:pPr>
+        <w:keepNext w:val="0"/>
+        <w:keepLines w:val="0"/>
+        <w:pageBreakBefore w:val="0"/>
+        <w:widowControl/>
+        <w:spacing w:line="269" w:lineRule="auto" w:after="120" w:before="0"/>
+      </w:pPr>
+      <w:r>
+        <w:rPr>
+          <w:rFonts w:ascii="Arial" w:eastAsia="Arial" w:hAnsi="Arial"/>
+          <w:color w:val="000000"/>
+          <w:sz w:val="22"/>
+          <w:lang w:val="ky-KG"/>
+        </w:rPr>
+        <w:t>«Мырза» — албетте, «мырза» жакшы болмок. Эңкейип, кара көздүү, кыялдарымды жомок деп уккан Самини өптүм. Беш жаштагы Элиф менен эки жаштагы Зехраны да чакырып, аларга жомок айта баштадым. Ал күнү жомогумду мындай баштадым: «Илгери-илгери алты жаштагы аты Жомок болгон кыз жашаптыр. Жомок апасынан айрылыптыр. Ал апасын бардык жерден издеп, таба албаганда Кыялдар өлкөсүнө кетиптир. Жомок ал жерде ушунчалык бактылуу болгондуктан, чыныгы дүйнөгө эч качан кайтып келбептир».</w:t>
       </w:r>
     </w:p>
     <w:p>
@@ -651,7 +649,7 @@
           <w:sz w:val="22"/>
           <w:lang w:val="ky-KG"/>
         </w:rPr>
-        <w:t>күн сайын зомбулук көрүп жатканын билип туруп, кызынын ажырашуусун намыссыздык деп эсептеген сокур түшүнүктөгү адамдарга жана аларды колдогондорго;</w:t>
+        <w:t>күн сайын зомбулук көрүп жатканын билип туруп, кызынын ажырашуусун намыссыздык деп эсептеген адамдарга жана бул ойду актагандарга;</w:t>
       </w:r>
     </w:p>
     <w:p>
@@ -711,7 +709,7 @@
           <w:sz w:val="22"/>
           <w:lang w:val="ky-KG"/>
         </w:rPr>
-        <w:t xml:space="preserve">Сабак: </w:t>
+        <w:t>Сабак: Сокур адат жана туура эмес «намыс» түшүнүгү аялдын, баланын өмүрүн кыйратышы мүмкүн. Эрте никеге, зомбулукка жана кайдыгерликке көз жумгандар бул зулумдун шериги.</w:t>
       </w:r>
       <w:r>
         <w:rPr>
@@ -720,7 +718,6 @@
           <w:sz w:val="22"/>
           <w:lang w:val="ky-KG"/>
         </w:rPr>
-        <w:t>«Эл эмне дейт?» деген сокур түшүнүк үчүн аял менен баланын тагдырын тебелөөгө болбойт. Эрте никеге, зомбулукка кайдыгер караган адам да адилетсиздикке жол ачат.</w:t>
       </w:r>
     </w:p>
     <w:p>
@@ -740,7 +737,7 @@
           <w:sz w:val="18"/>
           <w:lang w:val="ky-KG"/>
         </w:rPr>
-        <w:t>Окуя ачык интернет булактарынан алынды.</w:t>
+        <w:t>Аңгемелер ачык интернет булактарынан алынган, иллюстрациялар болсо ЖИ менен түзүлгөн.</w:t>
       </w:r>
     </w:p>
     <w:sectPr>

--- a/ky/wisdom-stories/hayats-life-story.docx
+++ b/ky/wisdom-stories/hayats-life-story.docx
@@ -3,743 +3,440 @@
 <w:document xmlns:wpc="http://schemas.microsoft.com/office/word/2010/wordprocessingCanvas" xmlns:cx="http://schemas.microsoft.com/office/drawing/2014/chartex" xmlns:cx1="http://schemas.microsoft.com/office/drawing/2015/9/8/chartex" xmlns:cx2="http://schemas.microsoft.com/office/drawing/2015/10/21/chartex" xmlns:cx3="http://schemas.microsoft.com/office/drawing/2016/5/9/chartex" xmlns:cx4="http://schemas.microsoft.com/office/drawing/2016/5/10/chartex" xmlns:cx5="http://schemas.microsoft.com/office/drawing/2016/5/11/chartex" xmlns:cx6="http://schemas.microsoft.com/office/drawing/2016/5/12/chartex" xmlns:cx7="http://schemas.microsoft.com/office/drawing/2016/5/13/chartex" xmlns:cx8="http://schemas.microsoft.com/office/drawing/2016/5/14/chartex" xmlns:mc="http://schemas.openxmlformats.org/markup-compatibility/2006" xmlns:aink="http://schemas.microsoft.com/office/drawing/2016/ink" xmlns:am3d="http://schemas.microsoft.com/office/drawing/2017/model3d" xmlns:o="urn:schemas-microsoft-com:office:office" xmlns:oel="http://schemas.microsoft.com/office/2019/extlst" xmlns:r="http://schemas.openxmlformats.org/officeDocument/2006/relationships" xmlns:m="http://schemas.openxmlformats.org/officeDocument/2006/math" xmlns:v="urn:schemas-microsoft-com:vml" xmlns:wp14="http://schemas.microsoft.com/office/word/2010/wordprocessingDrawing" xmlns:wp="http://schemas.openxmlformats.org/drawingml/2006/wordprocessingDrawing" xmlns:w10="urn:schemas-microsoft-com:office:word" xmlns:w="http://schemas.openxmlformats.org/wordprocessingml/2006/main" xmlns:w14="http://schemas.microsoft.com/office/word/2010/wordml" xmlns:w15="http://schemas.microsoft.com/office/word/2012/wordml" xmlns:w16cex="http://schemas.microsoft.com/office/word/2018/wordml/cex" xmlns:w16cid="http://schemas.microsoft.com/office/word/2016/wordml/cid" xmlns:w16="http://schemas.microsoft.com/office/word/2018/wordml" xmlns:w16du="http://schemas.microsoft.com/office/word/2023/wordml/word16du" xmlns:w16sdtdh="http://schemas.microsoft.com/office/word/2020/wordml/sdtdatahash" xmlns:w16sdtfl="http://schemas.microsoft.com/office/word/2024/wordml/sdtformatlock" xmlns:w16se="http://schemas.microsoft.com/office/word/2015/wordml/symex" xmlns:wpg="http://schemas.microsoft.com/office/word/2010/wordprocessingGroup" xmlns:wpi="http://schemas.microsoft.com/office/word/2010/wordprocessingInk" xmlns:wne="http://schemas.microsoft.com/office/word/2006/wordml" xmlns:wps="http://schemas.microsoft.com/office/word/2010/wordprocessingShape" mc:Ignorable="w14 w15 w16se w16cid w16 w16cex w16sdtdh w16sdtfl w16du wp14">
   <w:body>
     <w:p>
-      <w:pPr>
-        <w:pStyle w:val="Title"/>
-        <w:keepNext/>
-        <w:keepLines w:val="0"/>
-        <w:pageBreakBefore w:val="0"/>
-        <w:widowControl/>
-        <w:spacing w:line="269" w:lineRule="auto" w:after="180" w:before="0"/>
-      </w:pPr>
-      <w:bookmarkStart w:id="10082" w:name="Story_83"/>
       <w:r>
         <w:rPr>
-          <w:rFonts w:ascii="Arial" w:hAnsi="Arial"/>
           <w:b/>
-          <w:color w:val="000000"/>
-          <w:sz w:val="34"/>
-          <w:lang w:val="ky-KG"/>
+          <w:bCs/>
         </w:rPr>
         <w:t>Хаяттын жашоо баяны</w:t>
       </w:r>
-      <w:bookmarkEnd w:id="10082"/>
-    </w:p>
-    <w:p>
-      <w:pPr>
-        <w:keepNext w:val="0"/>
-        <w:keepLines w:val="0"/>
-        <w:pageBreakBefore w:val="0"/>
-        <w:widowControl/>
-        <w:spacing w:line="269" w:lineRule="auto" w:after="120" w:before="0"/>
-      </w:pPr>
+    </w:p>
+    <w:p>
+      <w:r>
+        <w:t>Апам үйдөн кеткенде мен алтыда, агам сегиз жашта эле. Ошондо да анын атамдан эмнеге кеткенин түшүнчүмүн. Бирок бизди эмне үчүн кошо алып кетпегенин түшүнө алчу эмесмин.</w:t>
+      </w:r>
+    </w:p>
+    <w:p>
+      <w:r>
+        <w:t>Бала оюмда бир эле суроо кайталана берчү: эне да балдарын таштап кетеби?</w:t>
+      </w:r>
+    </w:p>
+    <w:p>
+      <w:r>
+        <w:t>Атам апамды урчу. Агам экөөбүздү да урчу. Мен бардык эркектер ушундай болот деп ойлочумун. Ар бир үйдө аялдар менен балдарды урушат окшойт дечүмүн.</w:t>
+      </w:r>
+    </w:p>
+    <w:p>
+      <w:r>
+        <w:t>Апам кеткенден кийин үйүбүз мага төрт дубалдан башка эч нерсеси жоктой сезилди. Эртең менен «Колу-бетиңерди жуугула, тамагыңар даяр» деген киши жок эле. «Тамак жедиңерби?» деп сураган да жок болчу.</w:t>
+      </w:r>
+    </w:p>
+    <w:p>
+      <w:r>
+        <w:t>Эң оор түшүнгөнүм бул болду: кээде бала чоңоюш үчүн жылдардын өтүшү керек эмес экен. Өзүн таптакыр жалгыз сезген бир күн жетет экен.</w:t>
+      </w:r>
+    </w:p>
+    <w:p>
+      <w:r>
+        <w:t>Мен алты жашымда чоңойдум.</w:t>
+      </w:r>
+    </w:p>
+    <w:p>
+      <w:r>
+        <w:t>Апам кеткенден он күндөй өткөндө үйүбүзгө милиция келди. Апам өз өмүрүн кыйганын айтышты. Андан бир кат калыптыр. Сыртына «Кызым менен уулума берилсин» деп жазылган экен.</w:t>
+      </w:r>
+    </w:p>
+    <w:p>
+      <w:r>
+        <w:t>Мен али окуй алчу эмесмин. Катты агам окуду. Ал окуган сайын экөөбүз тең ыйладык.</w:t>
+      </w:r>
+    </w:p>
+    <w:p>
+      <w:r>
+        <w:t>Апам ошол он күндө эмнелерди башынан өткөргөнүн кийин гана билдим. Он тогуз жашымда таенем өлөр алдында айтып берди.</w:t>
+      </w:r>
+    </w:p>
+    <w:p>
+      <w:r>
+        <w:t>Апам ата-энесинин үйүнө баш калкалап барыптыр. Бирок таятам аны кабыл алгысы келбептир. Анын ою боюнча, аял кандай күнгө туш болбосун күйөөсүнүн үйүндө калышы керек экен. Оозу канга толсо да, «Кызыл шербет ичтим» деши керек экен.</w:t>
+      </w:r>
+    </w:p>
+    <w:p>
+      <w:r>
+        <w:t>Апам жалыныптыр:</w:t>
+      </w:r>
+    </w:p>
+    <w:p>
+      <w:r>
+        <w:t>— Бир ай силердикинде турайын. Бир жолун табам. Анан балдарымды жаныма алып, жаңы жашоо баштайм.</w:t>
+      </w:r>
+    </w:p>
+    <w:p>
+      <w:r>
+        <w:t>Бирок таятам үчүн кызынын азабынан элдин сөзү маанилүүрөөк болуптур. Күйөөсүнөн бөлүнүп, өз алдынча жашаган кыз үй-бүлөгө уят алып келет деп ойлоптур. Атүгүл «Андан көрө өлгөнүң жакшы» дептир.</w:t>
+      </w:r>
+    </w:p>
+    <w:p>
+      <w:r>
+        <w:t>Ошол кечте апам өз өмүрүн кыйыптыр.</w:t>
+      </w:r>
+    </w:p>
+    <w:p>
+      <w:r>
+        <w:t>Атам анын өлүмүн укканда кайгырганын көргөн жокпуз. Бизди балдар үйүнө берерин айтты. Эми биздин үйүбүз ошол жак болмок экен.</w:t>
+      </w:r>
+    </w:p>
+    <w:p>
+      <w:r>
+        <w:lastRenderedPageBreak/>
+        <w:t>Агам экөөбүз ажырап калуудан корктук. Бөлүнүп кетсек, бир күнү бири-бирибизди унутуп калчудай сезилчү. Апамдын каты экөөбүздө тең калышы керек эле.</w:t>
+      </w:r>
+    </w:p>
+    <w:p>
+      <w:r>
+        <w:t>Бир катты эки башка жакка кантип алып кетмекпиз?</w:t>
+      </w:r>
+    </w:p>
+    <w:p>
+      <w:r>
+        <w:t>Агам кайчы алып, кагазды узунунан тең экиге бөлдү. Сүйлөмдөрдүн башы жазылган жарымын мага берди. Окуганды үйрөнгөндө уландысын өзүм ойлоп табарымды айтты. Ал болсо катты эбак жаттап алыптыр.</w:t>
+      </w:r>
+    </w:p>
+    <w:p>
+      <w:r>
+        <w:t>Бизди балдар үйүнө берерин уккан таежем келди:</w:t>
+      </w:r>
+    </w:p>
+    <w:p>
+      <w:r>
+        <w:t>— Кыз баланы ал жакка берүүгө болбойт. Хаятты мен алам.</w:t>
+      </w:r>
+    </w:p>
+    <w:p>
+      <w:r>
+        <w:t>Акыры менин да үйүм болот экен деп ойлодум. Бирок көп өтпөй башка нерсени түшүндүм: таежем мени камкордукка муктаж бала эмес, үйдүн ишин бүтүрчү жардамчы катары көрчү экен.</w:t>
+      </w:r>
+    </w:p>
+    <w:p>
+      <w:r>
+        <w:t>Өз атымды дээрлик укпай калдым. Ал мени «Жайбасар» дечү.</w:t>
+      </w:r>
+    </w:p>
+    <w:p>
+      <w:r>
+        <w:t>— Жайбасар, суу алып кел!</w:t>
+      </w:r>
+    </w:p>
+    <w:p>
+      <w:r>
+        <w:t>— Жайбасар, идиштерди жуу!</w:t>
+      </w:r>
+    </w:p>
+    <w:p>
+      <w:r>
+        <w:t>Агам айына бир жолу келип турчу. Балдар үйүндө жакшы экенин айтчу. Мен да «Мен жакшымын» дечүмүн. Аны капа кылгым келчү эмес.</w:t>
+      </w:r>
+    </w:p>
+    <w:p>
+      <w:r>
+        <w:t>Балким, ал да мени капа кылбайын деп ошентип айткандыр?</w:t>
+      </w:r>
+    </w:p>
+    <w:p>
+      <w:r>
+        <w:t>Муну сураганга батынган жокмун.</w:t>
+      </w:r>
+    </w:p>
+    <w:p>
+      <w:r>
+        <w:t>Мектепке барганда класста биринчи болуп окуганды үйрөндүм. Анткени мени апамдын каты күтүп жаткан.</w:t>
+      </w:r>
+    </w:p>
+    <w:p>
+      <w:r>
+        <w:t>Мендеги жарымы мындай башталчу:</w:t>
+      </w:r>
+    </w:p>
+    <w:p>
+      <w:r>
+        <w:t>«Хаят, менин сулуу кызым, мен сени…»</w:t>
+      </w:r>
+    </w:p>
+    <w:p>
+      <w:r>
+        <w:t>Ар түнү ошол сүйлөмдү башкача улантчумун:</w:t>
+      </w:r>
+    </w:p>
+    <w:p>
+      <w:r>
+        <w:t>«…абдан жакшы көрөм».</w:t>
+      </w:r>
+    </w:p>
+    <w:p>
+      <w:r>
+        <w:t>«…кайра кучактагым келет».</w:t>
+      </w:r>
+    </w:p>
+    <w:p>
+      <w:r>
+        <w:t>«…күтүп жатам».</w:t>
+      </w:r>
+    </w:p>
+    <w:p>
+      <w:r>
+        <w:t>Ошол жазылбаган сөздөрдөн өзүмө бир дүйнө курдум. Ал жерде апам бар эле. Мен жалгыз эмес болчумун. Мага эч ким кыйкырчу эмес.</w:t>
+      </w:r>
+    </w:p>
+    <w:p>
+      <w:r>
+        <w:t>Чыныгы жашоонун азабы жетиштүү эле. Жок дегенде кыялымда бактылуу болоюн дечүмүн.</w:t>
+      </w:r>
+    </w:p>
+    <w:p>
+      <w:r>
+        <w:lastRenderedPageBreak/>
+        <w:t>Он бешке чыкканымда таежем окуганым жетиштүү экенин айтты. Мен болсо окугум келчү. Кесипке ээ болуп, өз алдымча жашап, агам экөөбүз бир үйдө турсак деп кыялданчумун.</w:t>
+      </w:r>
+    </w:p>
+    <w:p>
+      <w:r>
+        <w:t>Ошол жайда конушубуздагы дүкөнчү Хасан абанын аялы рактан каза болду. Артында үч баласы калды: алты жаштагы Сами, беш жаштагы Элиф, эки жаштагы Зехра.</w:t>
+      </w:r>
+    </w:p>
+    <w:p>
+      <w:r>
+        <w:t>Аларды ойлоп ыйлачумун. Алар да апасынын жытын издейби? Алардын да аттарын унутуп, «Жайбасар» деп калышабы?</w:t>
+      </w:r>
+    </w:p>
+    <w:p>
+      <w:r>
+        <w:t>Мен балдарга күйүп жүргөндө, чоңдор менин тагдырымды чечип жатышыптыр.</w:t>
+      </w:r>
+    </w:p>
+    <w:p>
+      <w:r>
+        <w:t>Бир күнү мени Хасан абага күйөөгө беришерин билдим. Сегиз билерик менен үч миң лирага.</w:t>
+      </w:r>
+    </w:p>
+    <w:p>
+      <w:r>
+        <w:t>Расмий никеге турууга жашым жете элек болчу. Кырк күндөн кийин диний нике кыйышты.</w:t>
+      </w:r>
+    </w:p>
+    <w:p>
+      <w:r>
+        <w:t>Мен он беште элем. Өзүм бала болсом да, менден чоң кишиге аял, үч балага эне болушумду күтүштү.</w:t>
+      </w:r>
+    </w:p>
+    <w:p>
+      <w:r>
+        <w:t>Таежем дагы шаштырды:</w:t>
+      </w:r>
+    </w:p>
+    <w:p>
+      <w:r>
+        <w:t>— Өзүңдүн балаңды төрөп ал. Ошондо бул үйдөгү ордуң бекем болот.</w:t>
+      </w:r>
+    </w:p>
+    <w:p>
+      <w:r>
+        <w:t>Хасан абадан биринчи жолу аны «Хасан аба» деп атаганым үчүн жаакка чабылдым.</w:t>
+      </w:r>
+    </w:p>
+    <w:p>
+      <w:r>
+        <w:t>— Аял күйөөсүн «аба» дейби?</w:t>
+      </w:r>
+    </w:p>
+    <w:p>
+      <w:r>
+        <w:t>Мен унчуккан жокмун. Унчукпоону эбак үйрөнгөм.</w:t>
+      </w:r>
+    </w:p>
+    <w:p>
+      <w:r>
+        <w:t>«А чоң киши он беш жаштагы кызды аялым дейби?» деген суроо ичимде калды.</w:t>
+      </w:r>
+    </w:p>
+    <w:p>
+      <w:r>
+        <w:t>Үч бала атасынын бутуна жабышты:</w:t>
+      </w:r>
+    </w:p>
+    <w:p>
+      <w:r>
+        <w:t>— Хаят эжени урба! Ал биз менен ойнойт, бизге жомок айтып берет!</w:t>
+      </w:r>
+    </w:p>
+    <w:p>
+      <w:r>
+        <w:t>Алар үчүн мен энеси эмес, эжеси болчумун. Мен айтып берген жомоктор болсо өзүмдүн кыялдарым эле.</w:t>
+      </w:r>
+    </w:p>
+    <w:p>
+      <w:r>
+        <w:t>Хасан аба үйдөн чыккандан кийин күзгүнүн алдына турдум. Аны жөн гана «Хасан» деп айтууга аракет кылдым. Тилим барбады. Мен андан күйөөмдү эмес, бала кезимден «аба» деп жүргөн кишини көрчүмүн.</w:t>
+      </w:r>
+    </w:p>
+    <w:p>
+      <w:r>
+        <w:t>Жаныма алты жаштагы Сами келди:</w:t>
+      </w:r>
+    </w:p>
+    <w:p>
+      <w:r>
+        <w:t>— Хаят эже, апам атамды «бей» дечү. Сиз да ошентип айтыңыз.</w:t>
+      </w:r>
+    </w:p>
+    <w:p>
+      <w:r>
+        <w:t>«Бей» сый-урмат менен кайрылган сөз эле. Аны айта алмакмын.</w:t>
+      </w:r>
+    </w:p>
+    <w:p>
+      <w:r>
+        <w:lastRenderedPageBreak/>
+        <w:t>Эңкейип Самини өптүм. Элиф менен Зехраны да чакырып, жаңы жомок баштадым:</w:t>
+      </w:r>
+    </w:p>
+    <w:p>
+      <w:r>
+        <w:t>— Илгери-илгери Жомок деген алты жашар кыз болуптур. Ал апасынан айрылып, аны бардык жерден издептир. Таба албаган соң кыялдар өлкөсүнө кетиптир. Ал жакта аны эч ким капа кылбаптыр, эч ким жалгыз таштабаптыр…</w:t>
+      </w:r>
+    </w:p>
+    <w:p>
+      <w:r>
+        <w:t>Менин жомокторумда Жомок дайыма жылмайып жүрчү. Күн сайын анын жашоосуна дагы бир аз кубаныч кошчумун. Балдар угушчу, мен айтчумун. Ошол мүнөттөрдө баарыбыздын көкүрөгүбүз жеңилдеп калчу.</w:t>
+      </w:r>
+    </w:p>
+    <w:p>
+      <w:r>
+        <w:t>Хасан абаны эми «бей» дечүмүн. Тынч өткөн күндөр да, анын ачууланган күндөрү да болчу. Көп жыл бою анын ачуусуна себеп издеп, кээде өзүмдү күнөөлөдүм. Ал үйүнө аял алып келдим деп ойлогон, мен болсо анын балдары менен ойноп, жомок айткан кыз элем.</w:t>
+      </w:r>
+    </w:p>
+    <w:p>
+      <w:r>
+        <w:t>Бирок бала болгонум менин күнөөм эмес эле.</w:t>
+      </w:r>
+    </w:p>
+    <w:p>
+      <w:r>
+        <w:t>Агам келип турду. Ар келген сайын каттын өзүндөгү жарымын бергиси келчү. Мен алчу эмесмин.</w:t>
+      </w:r>
+    </w:p>
+    <w:p>
+      <w:r>
+        <w:t>Аны окугандан коркчумун. Ошол жетишпеген саптарга канча жылдан бери үмүтүмдү жазып келгем. Чыныгы сөздөрдү окусам, кыялымдагы дүйнө бузулуп калчудай сезилчү.</w:t>
+      </w:r>
+    </w:p>
+    <w:p>
+      <w:r>
+        <w:t>Кыркка чыкканымда жомокторумду уккан балдар чоңоюп калышты.</w:t>
+      </w:r>
+    </w:p>
+    <w:p>
+      <w:r>
+        <w:t>Сами дарыгер болуп, башка шаарга кетти. Көңүлү чөккөндө чалчу:</w:t>
+      </w:r>
+    </w:p>
+    <w:p>
+      <w:r>
+        <w:t>— Хаят эже, мага жомок айтып бериңизчи.</w:t>
+      </w:r>
+    </w:p>
+    <w:p>
+      <w:r>
+        <w:t>Элиф мугалим болуп, турмушка чыкты. Кыздуу болгондо атын Хаят койгусу келди. Антпей эле коюшун сурандым.</w:t>
+      </w:r>
+    </w:p>
+    <w:p>
+      <w:r>
+        <w:t>— Анда Масал болсун. «Жомок» дегенди билдирет, — деди.</w:t>
+      </w:r>
+    </w:p>
+    <w:p>
+      <w:r>
+        <w:t>Ошентип, неберемдин аты Масал болду.</w:t>
+      </w:r>
+    </w:p>
+    <w:p>
+      <w:r>
+        <w:t>Зехра мал доктур болду.</w:t>
+      </w:r>
+    </w:p>
+    <w:p>
+      <w:r>
+        <w:t>— Хаят эже, корккон жаныбарларга жомок айтып берем, — дечү жылмайып. — Үнүмдү угуп тынчтанып калышат.</w:t>
+      </w:r>
+    </w:p>
+    <w:p>
+      <w:r>
+        <w:t>Ал да турмушка чыкты. Уул неберелүү да болдум.</w:t>
+      </w:r>
+    </w:p>
+    <w:p>
+      <w:r>
+        <w:t>Мен кырк бешке чыкканда Хасан аба — көп жыл бою «бей» деп атаган адамым — дүйнөдөн кайтты. Кайгырдым. Акыркы сөзү мындай болду:</w:t>
+      </w:r>
+    </w:p>
+    <w:p>
+      <w:r>
+        <w:t>— Сага кылган кыянаттыктарым үчүн мени кечир. Акыңды адал кыл.</w:t>
+      </w:r>
+    </w:p>
+    <w:p>
+      <w:r>
+        <w:lastRenderedPageBreak/>
+        <w:t>Мен аны чын жүрөктөн кечирдим. Бирге өткөргөн жылдары анын жакшылыгын да көргөм. Бирок кечиргеним бала кезимде мага жасалган мамилени актабайт.</w:t>
+      </w:r>
+    </w:p>
+    <w:p>
+      <w:r>
+        <w:t>Ал эми он беш жаштагы кыздарды күйөөгө берүүнү кадимки көрүнүш деп эсептегендерди;</w:t>
+      </w:r>
+    </w:p>
+    <w:p>
+      <w:r>
+        <w:t>күйөөсүнөн кордук көргөн кыздарын «үй-бүлөнүн намысы» үчүн кайра жөнөткөндөрдү;</w:t>
+      </w:r>
+    </w:p>
+    <w:p>
+      <w:r>
+        <w:t>алсыз баланын жардам сураган үнүн укпай, ушул иштерге шылтоо тапкандарды кечире албайм.</w:t>
+      </w:r>
+    </w:p>
+    <w:p>
+      <w:r>
+        <w:t>Менин атым Хаят эле. Ал «өмүр», «жашоо» дегенди билдирет.</w:t>
+      </w:r>
+    </w:p>
+    <w:p>
+      <w:r>
+        <w:t>Бирок көп жыл бою өз жашоомду өзүм тандоого укугум болгон жок.</w:t>
+      </w:r>
+    </w:p>
+    <w:p>
       <w:r>
         <w:rPr>
-          <w:rFonts w:ascii="Arial" w:eastAsia="Arial" w:hAnsi="Arial"/>
-          <w:color w:val="000000"/>
-          <w:sz w:val="22"/>
-          <w:lang w:val="ky-KG"/>
+          <w:b/>
+          <w:bCs/>
         </w:rPr>
-        <w:t>Апам үйүбүздү, атамды жана бизди таштап кеткенде, мен алтыда, агам сегиз жашта эле. Апамдын атамдан кеткенин ошол курагымда эле түшүнгөм, бирок бизди таштаганын түшүнө алган эмесмин. Эне да балдарын таштап кетеби?</w:t>
-      </w:r>
-    </w:p>
-    <w:p>
-      <w:pPr>
-        <w:keepNext w:val="0"/>
-        <w:keepLines w:val="0"/>
-        <w:pageBreakBefore w:val="0"/>
-        <w:widowControl/>
-        <w:spacing w:line="269" w:lineRule="auto" w:after="120" w:before="0"/>
-      </w:pPr>
+        <w:t>Сабак:</w:t>
+      </w:r>
+      <w:r>
+        <w:t xml:space="preserve"> Эч бир салт, эч бир «намыс» түшүнүгү зомбулукту жана баланын келечегин тартып алууну актай албайт. Баланын орду — мажбурлап кыйылган никеде эмес, коопсуз үйдө жана мектепте. Жардам сураган адамды айыптабай, коргош керек.</w:t>
+      </w:r>
+    </w:p>
+    <w:p>
       <w:r>
         <w:rPr>
-          <w:rFonts w:ascii="Arial" w:eastAsia="Arial" w:hAnsi="Arial"/>
-          <w:color w:val="000000"/>
-          <w:sz w:val="22"/>
-          <w:lang w:val="ky-KG"/>
+          <w:i/>
+          <w:iCs/>
         </w:rPr>
-        <w:t>Атам апамды сабачу. Мени да, агамды да урчу. Ошондон улам эркектердин баары аялын, балдарын сабайт деген ойго ишенип калгам...</w:t>
-      </w:r>
-    </w:p>
-    <w:p>
-      <w:pPr>
-        <w:keepNext w:val="0"/>
-        <w:keepLines w:val="0"/>
-        <w:pageBreakBefore w:val="0"/>
-        <w:widowControl/>
-        <w:spacing w:line="269" w:lineRule="auto" w:after="120" w:before="0"/>
-      </w:pPr>
-      <w:r>
-        <w:rPr>
-          <w:rFonts w:ascii="Arial" w:eastAsia="Arial" w:hAnsi="Arial"/>
-          <w:color w:val="000000"/>
-          <w:sz w:val="22"/>
-          <w:lang w:val="ky-KG"/>
-        </w:rPr>
-        <w:t>Энесиз үй төрт дубалдан гана турарын апам кеткенден кийин билдим. Эртең менен «колу-бетиңерди жууп келгиле, тамагыңар даяр» деген да, бир нече күн ачка калсаң «ачкасыңбы?» деп сураган да болбой турганын түшүндүм. Бирок үйрөнгөндөрүмдүн ичинен жанымды эң катуу оорутканы ушул болду: эненин жыты жок болсо, бала канча жашта болбосун, заматта чоңоёт экен. Мен да алты жашымда чоңойдум.</w:t>
-      </w:r>
-    </w:p>
-    <w:p>
-      <w:pPr>
-        <w:keepNext w:val="0"/>
-        <w:keepLines w:val="0"/>
-        <w:pageBreakBefore w:val="0"/>
-        <w:widowControl/>
-        <w:spacing w:line="269" w:lineRule="auto" w:after="120" w:before="0"/>
-      </w:pPr>
-      <w:r>
-        <w:rPr>
-          <w:rFonts w:ascii="Arial" w:eastAsia="Arial" w:hAnsi="Arial"/>
-          <w:color w:val="000000"/>
-          <w:sz w:val="22"/>
-          <w:lang w:val="ky-KG"/>
-        </w:rPr>
-        <w:t>Апам үйдөн кеткенден он күндөй өткөндө, үйүбүзгө полиция кызматкерлери келишти. Айткан сөздөрүнө караганда, апам өз жанын кыйыптыр. Колунда бекем кысып кармаган бир конверт болуптур. Анын сыртына «кызым менен уулума берилсин» деп жазылыптыр.</w:t>
-      </w:r>
-    </w:p>
-    <w:p>
-      <w:pPr>
-        <w:keepNext w:val="0"/>
-        <w:keepLines w:val="0"/>
-        <w:pageBreakBefore w:val="0"/>
-        <w:widowControl/>
-        <w:spacing w:line="269" w:lineRule="auto" w:after="120" w:before="0"/>
-      </w:pPr>
-      <w:r>
-        <w:rPr>
-          <w:rFonts w:ascii="Arial" w:eastAsia="Arial" w:hAnsi="Arial"/>
-          <w:color w:val="000000"/>
-          <w:sz w:val="22"/>
-          <w:lang w:val="ky-KG"/>
-        </w:rPr>
-        <w:t>Ал кезде окуганды билчү эмесмин, кантип окумак элем? Агам окуду. Катты угуп жатып мен да ыйладым. Агам да ыйлады.</w:t>
-      </w:r>
-    </w:p>
-    <w:p>
-      <w:pPr>
-        <w:keepNext w:val="0"/>
-        <w:keepLines w:val="0"/>
-        <w:pageBreakBefore w:val="0"/>
-        <w:widowControl/>
-        <w:spacing w:line="269" w:lineRule="auto" w:after="120" w:before="0"/>
-      </w:pPr>
-      <w:r>
-        <w:rPr>
-          <w:rFonts w:ascii="Arial" w:hAnsi="Arial"/>
-          <w:color w:val="000000"/>
-          <w:sz w:val="22"/>
-          <w:lang w:val="ky-KG"/>
-        </w:rPr>
-        <w:t>Апам үйдөн кеткенде төркүнүнө барыптыр. Атасы катуу ачууланыптыр. Көрсө, аял күйөөсүнүн үйүндө отурушу керек экен; оозу канга толсо да, «кызыл шербет ичтим» деши керек тура. Апам таятама: «Бир ай силерде турайын, анан бир айласын табам. Балдарымды жаныма алып, жаңы турмуш баштайм», — деп жалыныптыр.</w:t>
-      </w:r>
-    </w:p>
-    <w:p>
-      <w:pPr>
-        <w:keepNext w:val="0"/>
-        <w:keepLines w:val="0"/>
-        <w:pageBreakBefore w:val="0"/>
-        <w:widowControl/>
-        <w:spacing w:line="269" w:lineRule="auto" w:after="120" w:before="0"/>
-      </w:pPr>
-      <w:r>
-        <w:rPr>
-          <w:rFonts w:ascii="Arial" w:hAnsi="Arial"/>
-          <w:color w:val="000000"/>
-          <w:sz w:val="22"/>
-          <w:lang w:val="ky-KG"/>
-        </w:rPr>
-        <w:t>Кой-ай, кой-ай, кой-ай! Аял жалгыз жашайт имиш. Таятамдын намысын беш тыйын кылат имиш, элдин бетин карай албай калат имиш; кызы өлүп калса, андан жакшы болмок имиш. Ошол кечте апам өзүн асып коюптур. Мунун баарын мага жылдар өткөндөн кийин, мен он тогуз жашка чыкканда, таенем өлүм төшөгүндө жатып айтып берди.</w:t>
-      </w:r>
-    </w:p>
-    <w:p>
-      <w:pPr>
-        <w:keepNext w:val="0"/>
-        <w:keepLines w:val="0"/>
-        <w:pageBreakBefore w:val="0"/>
-        <w:widowControl/>
-        <w:spacing w:line="269" w:lineRule="auto" w:after="120" w:before="0"/>
-      </w:pPr>
-      <w:r>
-        <w:rPr>
-          <w:rFonts w:ascii="Arial" w:eastAsia="Arial" w:hAnsi="Arial"/>
-          <w:color w:val="000000"/>
-          <w:sz w:val="22"/>
-          <w:lang w:val="ky-KG"/>
-        </w:rPr>
-        <w:t>Атам апамдын өлгөнүн укканда такыр кайгырган жок. Бизди балдар үйүнө өткөрүп берерин айтты. Эми ошол жерде жашап, ал жер биздин үйүбүз болмок экен. Бир туугандар бири-биринен бөлүнүп, бири-бирин унутуп, жылдар өткөн соң тааныбай калышы мүмкүн болгондуктан, экөөбүз тең апамдын катын сакташыбыз керек имиш.</w:t>
-      </w:r>
-    </w:p>
-    <w:p>
-      <w:pPr>
-        <w:keepNext w:val="0"/>
-        <w:keepLines w:val="0"/>
-        <w:pageBreakBefore w:val="0"/>
-        <w:widowControl/>
-        <w:spacing w:line="269" w:lineRule="auto" w:after="120" w:before="0"/>
-      </w:pPr>
-      <w:r>
-        <w:rPr>
-          <w:rFonts w:ascii="Arial" w:eastAsia="Arial" w:hAnsi="Arial"/>
-          <w:color w:val="000000"/>
-          <w:sz w:val="22"/>
-          <w:lang w:val="ky-KG"/>
-        </w:rPr>
-        <w:t>Бир катты экөөбүз кантип сактайбыз деп сураганга үлгүрбөй жатып, агам аны кайчы менен ортосунан кести. Сүйлөмдөрдүн баш жагын мага берди. Сүйлөмдөрдүн башы менде болгондуктан, окуганды үйрөнгөндө уландысын өзүм болжошум керек экен. Агам болсо катты ансыз да жаттап алган эле.</w:t>
-      </w:r>
-    </w:p>
-    <w:p>
-      <w:pPr>
-        <w:keepNext w:val="0"/>
-        <w:keepLines w:val="0"/>
-        <w:pageBreakBefore w:val="0"/>
-        <w:widowControl/>
-        <w:spacing w:line="269" w:lineRule="auto" w:after="120" w:before="0"/>
-      </w:pPr>
-      <w:r>
-        <w:rPr>
-          <w:rFonts w:ascii="Arial" w:eastAsia="Arial" w:hAnsi="Arial"/>
-          <w:color w:val="000000"/>
-          <w:sz w:val="22"/>
-          <w:lang w:val="ky-KG"/>
-        </w:rPr>
-        <w:t>Бизди балдар үйүнө берерин уккан таежем келди. Атамга: «Кыз баланы балдар үйүнө беришпейт. Хаятты мен алып, өзүм чоңойтом», — деди. Кыз баланы эмне үчүн балдар үйүнө берүүгө болбой турганын таежем менен жашай баштаганда түшүндүм: кыз бала үйдө жумшалчу акысыз кызматчы дегенди билдирет экен. Таежем мени бир күн да өз атым менен чакырган жок. Эми менин атым «Келчи» болуп калган: «Келчи, суу алып кел... Келчи, бул идиштерди жууп кой...»</w:t>
-      </w:r>
-      <w:r>
-        <w:rPr>
-          <w:rFonts w:ascii="Arial" w:eastAsia="Arial" w:hAnsi="Arial"/>
-          <w:color w:val="000000"/>
-          <w:sz w:val="22"/>
-          <w:lang w:val="ky-KG"/>
-        </w:rPr>
-      </w:r>
-    </w:p>
-    <w:p>
-      <w:pPr>
-        <w:keepNext w:val="0"/>
-        <w:keepLines w:val="0"/>
-        <w:pageBreakBefore w:val="0"/>
-        <w:widowControl/>
-        <w:spacing w:line="269" w:lineRule="auto" w:after="120" w:before="0"/>
-      </w:pPr>
-      <w:r>
-        <w:rPr>
-          <w:rFonts w:ascii="Arial" w:eastAsia="Arial" w:hAnsi="Arial"/>
-          <w:color w:val="000000"/>
-          <w:sz w:val="22"/>
-          <w:lang w:val="ky-KG"/>
-        </w:rPr>
-        <w:t>Агам айына бир жолу таежемдикине мени көргөнү келчү. Балдар үйүндө жакшы жашап жатканын айтчу. Мен да жакшы жашап жатканымды айтчумун — агамды капа кылгым келчү эмес. Балким, агам да мен кайгырбасын деп «жакшы жашап жатам» дечү беле? Муну сураганга эч качан батынбадым.</w:t>
-      </w:r>
-    </w:p>
-    <w:p>
-      <w:pPr>
-        <w:keepNext w:val="0"/>
-        <w:keepLines w:val="0"/>
-        <w:pageBreakBefore w:val="0"/>
-        <w:widowControl/>
-        <w:spacing w:line="269" w:lineRule="auto" w:after="120" w:before="0"/>
-      </w:pPr>
-      <w:r>
-        <w:rPr>
-          <w:rFonts w:ascii="Arial" w:eastAsia="Arial" w:hAnsi="Arial"/>
-          <w:color w:val="000000"/>
-          <w:sz w:val="22"/>
-          <w:lang w:val="ky-KG"/>
-        </w:rPr>
-        <w:t>Мектепке бардым. Класста окуганды эң биринчи мен үйрөндүм. Кантип үйрөнбөй коёюн — апамдын катын окушум керек эле. Каттын менде калган бөлүгү «Хаят, сулуу кызым, мен сени...» деген сөздөр менен башталчу. Ар түнү төшөгүмдө жатып ошол сүйлөмдү толуктоого аракет кылчумун:</w:t>
-      </w:r>
-    </w:p>
-    <w:p>
-      <w:pPr>
-        <w:keepNext w:val="0"/>
-        <w:keepLines w:val="0"/>
-        <w:pageBreakBefore w:val="0"/>
-        <w:widowControl/>
-        <w:spacing w:line="269" w:lineRule="auto" w:after="120" w:before="0"/>
-      </w:pPr>
-      <w:r>
-        <w:rPr>
-          <w:rFonts w:ascii="Arial" w:eastAsia="Arial" w:hAnsi="Arial"/>
-          <w:color w:val="000000"/>
-          <w:sz w:val="22"/>
-          <w:lang w:val="ky-KG"/>
-        </w:rPr>
-        <w:t>«Хаят, сулуу кызым, мен сени абдан жакшы көрөм».</w:t>
-      </w:r>
-    </w:p>
-    <w:p>
-      <w:pPr>
-        <w:keepNext w:val="0"/>
-        <w:keepLines w:val="0"/>
-        <w:pageBreakBefore w:val="0"/>
-        <w:widowControl/>
-        <w:spacing w:line="269" w:lineRule="auto" w:after="120" w:before="0"/>
-      </w:pPr>
-      <w:r>
-        <w:rPr>
-          <w:rFonts w:ascii="Arial" w:eastAsia="Arial" w:hAnsi="Arial"/>
-          <w:color w:val="000000"/>
-          <w:sz w:val="22"/>
-          <w:lang w:val="ky-KG"/>
-        </w:rPr>
-        <w:t>«Хаят, сулуу кызым, мен сени абдан сагындым».</w:t>
-      </w:r>
-    </w:p>
-    <w:p>
-      <w:pPr>
-        <w:keepNext w:val="0"/>
-        <w:keepLines w:val="0"/>
-        <w:pageBreakBefore w:val="0"/>
-        <w:widowControl/>
-        <w:spacing w:line="269" w:lineRule="auto" w:after="120" w:before="0"/>
-      </w:pPr>
-      <w:r>
-        <w:rPr>
-          <w:rFonts w:ascii="Arial" w:eastAsia="Arial" w:hAnsi="Arial"/>
-          <w:color w:val="000000"/>
-          <w:sz w:val="22"/>
-          <w:lang w:val="ky-KG"/>
-        </w:rPr>
-        <w:t>«Хаят, сулуу кызым, мен сени күтүп жатам».</w:t>
-      </w:r>
-    </w:p>
-    <w:p>
-      <w:pPr>
-        <w:keepNext w:val="0"/>
-        <w:keepLines w:val="0"/>
-        <w:pageBreakBefore w:val="0"/>
-        <w:widowControl/>
-        <w:spacing w:line="269" w:lineRule="auto" w:after="120" w:before="0"/>
-      </w:pPr>
-      <w:r>
-        <w:rPr>
-          <w:rFonts w:ascii="Arial" w:eastAsia="Arial" w:hAnsi="Arial"/>
-          <w:color w:val="000000"/>
-          <w:sz w:val="22"/>
-          <w:lang w:val="ky-KG"/>
-        </w:rPr>
-        <w:t>Сүйлөмгө кошкон сөзүмө жараша кыял курчумун. Кыялдарымда абдан бактылуу элем. Адам кайгылуу кыял курабы?</w:t>
-      </w:r>
-    </w:p>
-    <w:p>
-      <w:pPr>
-        <w:keepNext w:val="0"/>
-        <w:keepLines w:val="0"/>
-        <w:pageBreakBefore w:val="0"/>
-        <w:widowControl/>
-        <w:spacing w:line="269" w:lineRule="auto" w:after="120" w:before="0"/>
-      </w:pPr>
-      <w:r>
-        <w:rPr>
-          <w:rFonts w:ascii="Arial" w:eastAsia="Arial" w:hAnsi="Arial"/>
-          <w:color w:val="000000"/>
-          <w:sz w:val="22"/>
-          <w:lang w:val="ky-KG"/>
-        </w:rPr>
-        <w:t>Орто мектепти бүтүрдүм. Таежем мындан ары окубай турганымды айтты. Бирок мен окугум келчү — билим алып, өз бутума туруп, агам менен бир үйдө жашоону самачумун.</w:t>
-      </w:r>
-    </w:p>
-    <w:p>
-      <w:pPr>
-        <w:keepNext w:val="0"/>
-        <w:keepLines w:val="0"/>
-        <w:pageBreakBefore w:val="0"/>
-        <w:widowControl/>
-        <w:spacing w:line="269" w:lineRule="auto" w:after="120" w:before="0"/>
-      </w:pPr>
-      <w:r>
-        <w:rPr>
-          <w:rFonts w:ascii="Arial" w:eastAsia="Arial" w:hAnsi="Arial"/>
-          <w:color w:val="000000"/>
-          <w:sz w:val="22"/>
-          <w:lang w:val="ky-KG"/>
-        </w:rPr>
-        <w:t>Ошол жайда биздин көчөдөгү дүкөнчү, үч балалуу Хасан байкенин аялы рак оорусунан каза болду. Абдан кайгырдым. Үч бала эми эмне кылат, эненин жытын кайдан табат? Энелер эмне үчүн өлөт? Ал үч бала да мен сыяктуу өз атын унутуп, «Келчи» болуп калабы?</w:t>
-      </w:r>
-    </w:p>
-    <w:p>
-      <w:pPr>
-        <w:keepNext w:val="0"/>
-        <w:keepLines w:val="0"/>
-        <w:pageBreakBefore w:val="0"/>
-        <w:widowControl/>
-        <w:spacing w:line="269" w:lineRule="auto" w:after="120" w:before="0"/>
-      </w:pPr>
-      <w:r>
-        <w:rPr>
-          <w:rFonts w:ascii="Arial" w:eastAsia="Arial" w:hAnsi="Arial"/>
-          <w:color w:val="000000"/>
-          <w:sz w:val="22"/>
-          <w:lang w:val="ky-KG"/>
-        </w:rPr>
-        <w:t>Мен Хасан байкенин балдарына боорум ооруп жүргөндө, ага кудалашып коюлганым белгилүү болду. Көрсө, сегиз билерик менен үч миң лирага сатылыптырмын. Расмий никеге жашым жетпегендиктен, кырк күндөн кийин Хасан байке экөөбүздүн никебиз кыйылды.</w:t>
-      </w:r>
-    </w:p>
-    <w:p>
-      <w:pPr>
-        <w:keepNext w:val="0"/>
-        <w:keepLines w:val="0"/>
-        <w:pageBreakBefore w:val="0"/>
-        <w:widowControl/>
-        <w:spacing w:line="269" w:lineRule="auto" w:after="120" w:before="0"/>
-      </w:pPr>
-      <w:r>
-        <w:rPr>
-          <w:rFonts w:ascii="Arial" w:eastAsia="Arial" w:hAnsi="Arial"/>
-          <w:color w:val="000000"/>
-          <w:sz w:val="22"/>
-          <w:lang w:val="ky-KG"/>
-        </w:rPr>
-        <w:t>Мен он беш жашта элем. Хасан байкенин аялы болдум. Эки, беш, алты жаштагы үч балам бар эле. Анан дагы ортобузда өз балабыз болсун деп көшөргөн таежем бар болчу... Өз балам төрөлсө гана ордум бекем болуп, Хасан байке башка аялдарга көз артпайт имиш.</w:t>
-      </w:r>
-    </w:p>
-    <w:p>
-      <w:pPr>
-        <w:keepNext w:val="0"/>
-        <w:keepLines w:val="0"/>
-        <w:pageBreakBefore w:val="0"/>
-        <w:widowControl/>
-        <w:spacing w:line="269" w:lineRule="auto" w:after="120" w:before="0"/>
-      </w:pPr>
-      <w:r>
-        <w:rPr>
-          <w:rFonts w:ascii="Arial" w:eastAsia="Arial" w:hAnsi="Arial"/>
-          <w:color w:val="000000"/>
-          <w:sz w:val="22"/>
-          <w:lang w:val="ky-KG"/>
-        </w:rPr>
-        <w:t>Хасан байкеден биринчи жолу аны «Хасан байке» дегеним үчүн жаакка жедим. Аял да күйөөсүнө «байке» дейби? Апамдан алты жашымда айрылганда унчукпоону үйрөнгөм. Ошондуктан «Бир эркек он беш жаштагы кызды аялым деп атайбы?» деген суроону бербей, дагы унчукпай калдым.</w:t>
-      </w:r>
-    </w:p>
-    <w:p>
-      <w:pPr>
-        <w:keepNext w:val="0"/>
-        <w:keepLines w:val="0"/>
-        <w:pageBreakBefore w:val="0"/>
-        <w:widowControl/>
-        <w:spacing w:line="269" w:lineRule="auto" w:after="120" w:before="0"/>
-      </w:pPr>
-      <w:r>
-        <w:rPr>
-          <w:rFonts w:ascii="Arial" w:eastAsia="Arial" w:hAnsi="Arial"/>
-          <w:color w:val="000000"/>
-          <w:sz w:val="22"/>
-          <w:lang w:val="ky-KG"/>
-        </w:rPr>
-        <w:t>Хасан байке мени чапканда, үч бала тең атасынын бутуна жармашып: «Хаят эжебизди урба, ал биз менен ойнойт, бизге жомок айтып берет», — деп жалынды. Мен ал балдардын эжеси элем. Ал эми жомок деп айтып бергендерим — өз кыялдарым болчу.</w:t>
-      </w:r>
-    </w:p>
-    <w:p>
-      <w:pPr>
-        <w:keepNext w:val="0"/>
-        <w:keepLines w:val="0"/>
-        <w:pageBreakBefore w:val="0"/>
-        <w:widowControl/>
-        <w:spacing w:line="269" w:lineRule="auto" w:after="120" w:before="0"/>
-      </w:pPr>
-      <w:r>
-        <w:rPr>
-          <w:rFonts w:ascii="Arial" w:eastAsia="Arial" w:hAnsi="Arial"/>
-          <w:color w:val="000000"/>
-          <w:sz w:val="22"/>
-          <w:lang w:val="ky-KG"/>
-        </w:rPr>
-        <w:t>Хасан байке үйдөн кеткенде, күзгүнүн алдына туруп, «Хасан» дегенди үйрөнмөк болдум. «Хасан» деген сайын анын чачы түшкөн башы, мурдунун үстүнө түшүп турган көз айнеги, чыккан курсагы көз алдыма тартылчу. «Хасан» деген сайын күнөө кылгандай уялып, ага атынан кайрыла албай койдум. Күзгүнүн алдында машыгып жатканымда, Хасан байкенин алты жаштагы уулу жаныма келип: «Хаят эже, апам атама «мырза» дечү, сен да «мырза» де», — деп мага дем берди.</w:t>
-      </w:r>
-      <w:r>
-        <w:rPr>
-          <w:rFonts w:ascii="Arial" w:eastAsia="Arial" w:hAnsi="Arial"/>
-          <w:color w:val="000000"/>
-          <w:sz w:val="22"/>
-          <w:lang w:val="ky-KG"/>
-        </w:rPr>
-      </w:r>
-    </w:p>
-    <w:p>
-      <w:pPr>
-        <w:keepNext w:val="0"/>
-        <w:keepLines w:val="0"/>
-        <w:pageBreakBefore w:val="0"/>
-        <w:widowControl/>
-        <w:spacing w:line="269" w:lineRule="auto" w:after="120" w:before="0"/>
-      </w:pPr>
-      <w:r>
-        <w:rPr>
-          <w:rFonts w:ascii="Arial" w:eastAsia="Arial" w:hAnsi="Arial"/>
-          <w:color w:val="000000"/>
-          <w:sz w:val="22"/>
-          <w:lang w:val="ky-KG"/>
-        </w:rPr>
-        <w:t>«Мырза» — албетте, «мырза» жакшы болмок. Эңкейип, кара көздүү, кыялдарымды жомок деп уккан Самини өптүм. Беш жаштагы Элиф менен эки жаштагы Зехраны да чакырып, аларга жомок айта баштадым. Ал күнү жомогумду мындай баштадым: «Илгери-илгери алты жаштагы аты Жомок болгон кыз жашаптыр. Жомок апасынан айрылыптыр. Ал апасын бардык жерден издеп, таба албаганда Кыялдар өлкөсүнө кетиптир. Жомок ал жерде ушунчалык бактылуу болгондуктан, чыныгы дүйнөгө эч качан кайтып келбептир».</w:t>
-      </w:r>
-    </w:p>
-    <w:p>
-      <w:pPr>
-        <w:keepNext w:val="0"/>
-        <w:keepLines w:val="0"/>
-        <w:pageBreakBefore w:val="0"/>
-        <w:widowControl/>
-        <w:spacing w:line="269" w:lineRule="auto" w:after="120" w:before="0"/>
-      </w:pPr>
-      <w:r>
-        <w:rPr>
-          <w:rFonts w:ascii="Arial" w:eastAsia="Arial" w:hAnsi="Arial"/>
-          <w:color w:val="000000"/>
-          <w:sz w:val="22"/>
-          <w:lang w:val="ky-KG"/>
-        </w:rPr>
-        <w:t>Менин жомогумдагы Жомок дайыма бактылуу, дайыма жылмайып жүрчү. Бул жомокту балдарга күн сайын айтып берчүмүн. Биз абдан бактылуу элек.</w:t>
-      </w:r>
-    </w:p>
-    <w:p>
-      <w:pPr>
-        <w:keepNext w:val="0"/>
-        <w:keepLines w:val="0"/>
-        <w:pageBreakBefore w:val="0"/>
-        <w:widowControl/>
-        <w:spacing w:line="269" w:lineRule="auto" w:after="120" w:before="0"/>
-      </w:pPr>
-      <w:r>
-        <w:rPr>
-          <w:rFonts w:ascii="Arial" w:eastAsia="Arial" w:hAnsi="Arial"/>
-          <w:color w:val="000000"/>
-          <w:sz w:val="22"/>
-          <w:lang w:val="ky-KG"/>
-        </w:rPr>
-        <w:t>Хасан байке да жакшы адам болчу. Эми аны «Мырза» дечүмүн. Кээде ачууланчу, бирок мен себебин түшүнчүмүн: ал бир аялдын ордуна сегиз билерик жана үч миң лирага жомокчу эжени сатып алган эле.</w:t>
-      </w:r>
-    </w:p>
-    <w:p>
-      <w:pPr>
-        <w:keepNext w:val="0"/>
-        <w:keepLines w:val="0"/>
-        <w:pageBreakBefore w:val="0"/>
-        <w:widowControl/>
-        <w:spacing w:line="269" w:lineRule="auto" w:after="120" w:before="0"/>
-      </w:pPr>
-      <w:r>
-        <w:rPr>
-          <w:rFonts w:ascii="Arial" w:eastAsia="Arial" w:hAnsi="Arial"/>
-          <w:color w:val="000000"/>
-          <w:sz w:val="22"/>
-          <w:lang w:val="ky-KG"/>
-        </w:rPr>
-        <w:t>Агам мени көргөнү келип турчу. Ар келген сайын апамдын катынын өзүндө калган жарымын бергиси келчү. Мен албай койчумун. Анткени каттын экинчи жарымын окусам, Кыялдар өлкөсүнөн таш боор, чыныгы дүйнөгө кайтып келип, бактысыз болуп каламбы деп коркчумун. Менин бүт кыялдарым каттын ошол экинчи жарымына курулган эле.</w:t>
-      </w:r>
-    </w:p>
-    <w:p>
-      <w:pPr>
-        <w:keepNext w:val="0"/>
-        <w:keepLines w:val="0"/>
-        <w:pageBreakBefore w:val="0"/>
-        <w:widowControl/>
-        <w:spacing w:line="269" w:lineRule="auto" w:after="120" w:before="0"/>
-      </w:pPr>
-      <w:r>
-        <w:rPr>
-          <w:rFonts w:ascii="Arial" w:eastAsia="Arial" w:hAnsi="Arial"/>
-          <w:color w:val="000000"/>
-          <w:sz w:val="22"/>
-          <w:lang w:val="ky-KG"/>
-        </w:rPr>
-        <w:t>Кырк жашка чыкканымда, жомогумду угуп чоңойгон балдарым эр жетип калышкан. Сами дарыгер болуп, башка шаарга дайындалып, үйүбүздөн көчүп кеткен эле. Маанайы чөккөндө мага телефон чалып: «Хаят эже, мага бир жомок айтып берчи», — дечү.</w:t>
-      </w:r>
-    </w:p>
-    <w:p>
-      <w:pPr>
-        <w:keepNext w:val="0"/>
-        <w:keepLines w:val="0"/>
-        <w:pageBreakBefore w:val="0"/>
-        <w:widowControl/>
-        <w:spacing w:line="269" w:lineRule="auto" w:after="120" w:before="0"/>
-      </w:pPr>
-      <w:r>
-        <w:rPr>
-          <w:rFonts w:ascii="Arial" w:eastAsia="Arial" w:hAnsi="Arial"/>
-          <w:color w:val="000000"/>
-          <w:sz w:val="22"/>
-          <w:lang w:val="ky-KG"/>
-        </w:rPr>
-        <w:t>Элиф мугалим болуп, турмушка чыккан. Бир кыз неберелүү болдум. Атын Хаят койгулары абдан келди, бирок уруксат берген жокмун. Элиф: «Анда небереңиздин аты Жомок болсун», — деди. Ошентип, неберемдин аты Жомок болду.</w:t>
-      </w:r>
-    </w:p>
-    <w:p>
-      <w:pPr>
-        <w:keepNext w:val="0"/>
-        <w:keepLines w:val="0"/>
-        <w:pageBreakBefore w:val="0"/>
-        <w:widowControl/>
-        <w:spacing w:line="269" w:lineRule="auto" w:after="120" w:before="0"/>
-      </w:pPr>
-      <w:r>
-        <w:rPr>
-          <w:rFonts w:ascii="Arial" w:eastAsia="Arial" w:hAnsi="Arial"/>
-          <w:color w:val="000000"/>
-          <w:sz w:val="22"/>
-          <w:lang w:val="ky-KG"/>
-        </w:rPr>
-        <w:t>Кичүү кызым Зехра ветеринар болду. «Хаят эже, кайсы жаныбар тынчы кетсе, жомок айтып берем, ошондо тынчып калат», — дечү. Зехра да турмушка чыгып, бир уул неберелүү болдум.</w:t>
-      </w:r>
-    </w:p>
-    <w:p>
-      <w:pPr>
-        <w:keepNext w:val="0"/>
-        <w:keepLines w:val="0"/>
-        <w:pageBreakBefore w:val="0"/>
-        <w:widowControl/>
-        <w:spacing w:line="269" w:lineRule="auto" w:after="120" w:before="0"/>
-      </w:pPr>
-      <w:r>
-        <w:rPr>
-          <w:rFonts w:ascii="Arial" w:eastAsia="Arial" w:hAnsi="Arial"/>
-          <w:color w:val="000000"/>
-          <w:sz w:val="22"/>
-          <w:lang w:val="ky-KG"/>
-        </w:rPr>
-        <w:t>Кырк беш жашка чыкканымда Хасан байке, башкача айтканда, Мырзам дүйнөдөн кайтты. Абдан кайгырдым. Анын акыркы сөзү: «Менден акыңды адал кыл», — болду. Мен чын жүрөктөн, толук ыкласым менен ага болгон акымды адал кылдым. Ал жакшы адам эле.</w:t>
-      </w:r>
-    </w:p>
-    <w:p>
-      <w:pPr>
-        <w:keepNext w:val="0"/>
-        <w:keepLines w:val="0"/>
-        <w:pageBreakBefore w:val="0"/>
-        <w:widowControl/>
-        <w:spacing w:line="269" w:lineRule="auto" w:after="120" w:before="0"/>
-      </w:pPr>
-      <w:r>
-        <w:rPr>
-          <w:rFonts w:ascii="Arial" w:eastAsia="Arial" w:hAnsi="Arial"/>
-          <w:color w:val="000000"/>
-          <w:sz w:val="22"/>
-          <w:lang w:val="ky-KG"/>
-        </w:rPr>
-        <w:t>Бирок акымды —</w:t>
-      </w:r>
-    </w:p>
-    <w:p>
-      <w:pPr>
-        <w:keepNext w:val="0"/>
-        <w:keepLines w:val="0"/>
-        <w:pageBreakBefore w:val="0"/>
-        <w:widowControl/>
-        <w:spacing w:line="269" w:lineRule="auto" w:after="120" w:before="0"/>
-      </w:pPr>
-      <w:r>
-        <w:rPr>
-          <w:rFonts w:ascii="Arial" w:eastAsia="Arial" w:hAnsi="Arial"/>
-          <w:color w:val="000000"/>
-          <w:sz w:val="22"/>
-          <w:lang w:val="ky-KG"/>
-        </w:rPr>
-        <w:t>он беш жаштагы кыздарды турмушка берүүдөн эч кандай жамандык көрбөгөндөргө жана муну колдогондорго;</w:t>
-      </w:r>
-    </w:p>
-    <w:p>
-      <w:pPr>
-        <w:keepNext w:val="0"/>
-        <w:keepLines w:val="0"/>
-        <w:pageBreakBefore w:val="0"/>
-        <w:widowControl/>
-        <w:spacing w:line="269" w:lineRule="auto" w:after="120" w:before="0"/>
-      </w:pPr>
-      <w:r>
-        <w:rPr>
-          <w:rFonts w:ascii="Arial" w:eastAsia="Arial" w:hAnsi="Arial"/>
-          <w:color w:val="000000"/>
-          <w:sz w:val="22"/>
-          <w:lang w:val="ky-KG"/>
-        </w:rPr>
-        <w:t>күн сайын зомбулук көрүп жатканын билип туруп, кызынын ажырашуусун намыссыздык деп эсептеген адамдарга жана бул ойду актагандарга;</w:t>
-      </w:r>
-    </w:p>
-    <w:p>
-      <w:pPr>
-        <w:keepNext w:val="0"/>
-        <w:keepLines w:val="0"/>
-        <w:pageBreakBefore w:val="0"/>
-        <w:widowControl/>
-        <w:spacing w:line="269" w:lineRule="auto" w:after="120" w:before="0"/>
-      </w:pPr>
-      <w:r>
-        <w:rPr>
-          <w:rFonts w:ascii="Arial" w:eastAsia="Arial" w:hAnsi="Arial"/>
-          <w:color w:val="000000"/>
-          <w:sz w:val="22"/>
-          <w:lang w:val="ky-KG"/>
-        </w:rPr>
-        <w:t>жарадар куштай айласыз, үмүтсүз калган өз балдарына ырайымсыз мамиле кылгандарга жана аларды колдогондорго —</w:t>
-      </w:r>
-    </w:p>
-    <w:p>
-      <w:pPr>
-        <w:keepNext/>
-        <w:keepLines w:val="0"/>
-        <w:pageBreakBefore w:val="0"/>
-        <w:widowControl/>
-        <w:spacing w:line="269" w:lineRule="auto" w:after="120" w:before="0"/>
-      </w:pPr>
-      <w:r>
-        <w:rPr>
-          <w:rFonts w:ascii="Arial" w:eastAsia="Arial" w:hAnsi="Arial"/>
-          <w:color w:val="000000"/>
-          <w:sz w:val="22"/>
-          <w:lang w:val="ky-KG"/>
-        </w:rPr>
-        <w:t>адал кылбайм!</w:t>
-      </w:r>
-    </w:p>
-    <w:p>
-      <w:pPr>
-        <w:pStyle w:val="Moral"/>
-        <w:keepNext/>
-        <w:keepLines/>
-        <w:pageBreakBefore w:val="0"/>
-        <w:widowControl/>
-        <w:spacing w:before="120" w:after="120" w:line="269" w:lineRule="auto"/>
-        <w:ind w:left="240" w:right="240"/>
-        <w:rPr>
-          <w:lang/>
-        </w:rPr>
-      </w:pPr>
-      <w:r>
-        <w:rPr>
-          <w:rFonts w:ascii="Arial" w:hAnsi="Arial"/>
-          <w:b/>
-          <w:color w:val="000000"/>
-          <w:sz w:val="22"/>
-          <w:lang w:val="ky-KG"/>
-        </w:rPr>
-        <w:t>Сабак: Сокур адат жана туура эмес «намыс» түшүнүгү аялдын, баланын өмүрүн кыйратышы мүмкүн. Эрте никеге, зомбулукка жана кайдыгерликке көз жумгандар бул зулумдун шериги.</w:t>
-      </w:r>
-      <w:r>
-        <w:rPr>
-          <w:rFonts w:ascii="Arial" w:hAnsi="Arial"/>
-          <w:color w:val="000000"/>
-          <w:sz w:val="22"/>
-          <w:lang w:val="ky-KG"/>
-        </w:rPr>
-      </w:r>
-    </w:p>
-    <w:p>
-      <w:pPr>
-        <w:keepNext w:val="0"/>
-        <w:keepLines w:val="0"/>
-        <w:pageBreakBefore w:val="0"/>
-        <w:widowControl/>
-        <w:spacing w:before="0" w:after="160" w:line="269" w:lineRule="auto"/>
-        <w:jc w:val="right"/>
-      </w:pPr>
-      <w:r>
-        <w:rPr>
-          <w:rFonts w:ascii="Arial" w:eastAsia="Arial" w:hAnsi="Arial" w:cs="Arial"/>
-          <w:i/>
-          <w:color w:val="000000"/>
-          <w:sz w:val="18"/>
-          <w:lang w:val="ky-KG"/>
-        </w:rPr>
-        <w:t>Аңгемелер ачык интернет булактарынан алынган, иллюстрациялар болсо ЖИ менен түзүлгөн.</w:t>
-      </w:r>
-    </w:p>
+        <w:t>Аңгемелер интернеттен чогултулуп, жасалма интеллекттин жардамы менен иштелип чыккан. Бардык сүрөттөр жасалма интеллект аркылуу түзүлгөн.</w:t>
+      </w:r>
+    </w:p>
+    <w:p/>
     <w:sectPr>
       <w:headerReference w:type="even" r:id="rId7"/>
       <w:headerReference w:type="default" r:id="rId8"/>
@@ -1570,7 +1267,6 @@
     </w:pPr>
     <w:rPr>
       <w:rFonts w:asciiTheme="majorHAnsi" w:eastAsiaTheme="majorEastAsia" w:hAnsiTheme="majorHAnsi" w:cstheme="majorBidi"/>
-      <w:color w:val="000000"/>
       <w:sz w:val="40"/>
       <w:szCs w:val="40"/>
     </w:rPr>
@@ -1592,7 +1288,6 @@
     </w:pPr>
     <w:rPr>
       <w:rFonts w:asciiTheme="majorHAnsi" w:eastAsiaTheme="majorEastAsia" w:hAnsiTheme="majorHAnsi" w:cstheme="majorBidi"/>
-      <w:color w:val="000000"/>
       <w:sz w:val="32"/>
       <w:szCs w:val="32"/>
     </w:rPr>
@@ -1615,7 +1310,6 @@
     </w:pPr>
     <w:rPr>
       <w:rFonts w:eastAsiaTheme="majorEastAsia" w:cstheme="majorBidi"/>
-      <w:color w:val="000000"/>
       <w:sz w:val="28"/>
       <w:szCs w:val="28"/>
     </w:rPr>
@@ -1640,7 +1334,6 @@
       <w:rFonts w:eastAsiaTheme="majorEastAsia" w:cstheme="majorBidi"/>
       <w:i/>
       <w:iCs/>
-      <w:color w:val="000000"/>
     </w:rPr>
   </w:style>
   <w:style w:type="paragraph" w:styleId="Heading5">
@@ -1661,7 +1354,6 @@
     </w:pPr>
     <w:rPr>
       <w:rFonts w:eastAsiaTheme="majorEastAsia" w:cstheme="majorBidi"/>
-      <w:color w:val="000000"/>
     </w:rPr>
   </w:style>
   <w:style w:type="paragraph" w:styleId="Heading6">
@@ -1684,7 +1376,6 @@
       <w:rFonts w:eastAsiaTheme="majorEastAsia" w:cstheme="majorBidi"/>
       <w:i/>
       <w:iCs/>
-      <w:color w:val="000000"/>
     </w:rPr>
   </w:style>
   <w:style w:type="paragraph" w:styleId="Heading7">
@@ -1705,7 +1396,6 @@
     </w:pPr>
     <w:rPr>
       <w:rFonts w:eastAsiaTheme="majorEastAsia" w:cstheme="majorBidi"/>
-      <w:color w:val="000000"/>
     </w:rPr>
   </w:style>
   <w:style w:type="paragraph" w:styleId="Heading8">
@@ -1728,7 +1418,6 @@
       <w:rFonts w:eastAsiaTheme="majorEastAsia" w:cstheme="majorBidi"/>
       <w:i/>
       <w:iCs/>
-      <w:color w:val="000000"/>
     </w:rPr>
   </w:style>
   <w:style w:type="paragraph" w:styleId="Heading9">
@@ -1749,13 +1438,11 @@
     </w:pPr>
     <w:rPr>
       <w:rFonts w:eastAsiaTheme="majorEastAsia" w:cstheme="majorBidi"/>
-      <w:color w:val="000000"/>
     </w:rPr>
   </w:style>
   <w:style w:type="character" w:default="1" w:styleId="DefaultParagraphFont">
     <w:name w:val="Default Paragraph Font"/>
     <w:uiPriority w:val="1"/>
-    <w:semiHidden/>
     <w:unhideWhenUsed/>
   </w:style>
   <w:style w:type="table" w:default="1" w:styleId="TableNormal">
@@ -1911,7 +1598,6 @@
     </w:pPr>
     <w:rPr>
       <w:rFonts w:asciiTheme="majorHAnsi" w:eastAsiaTheme="majorEastAsia" w:hAnsiTheme="majorHAnsi" w:cstheme="majorBidi"/>
-      <w:color w:val="000000"/>
       <w:spacing w:val="-10"/>
       <w:kern w:val="28"/>
       <w:sz w:val="56"/>
@@ -1947,7 +1633,6 @@
     </w:pPr>
     <w:rPr>
       <w:rFonts w:eastAsiaTheme="majorEastAsia" w:cstheme="majorBidi"/>
-      <w:color w:val="000000"/>
       <w:spacing w:val="15"/>
       <w:sz w:val="28"/>
       <w:szCs w:val="28"/>
@@ -1982,7 +1667,6 @@
     <w:rPr>
       <w:i/>
       <w:iCs/>
-      <w:color w:val="000000"/>
     </w:rPr>
   </w:style>
   <w:style w:type="character" w:customStyle="1" w:styleId="QuoteChar">
@@ -2007,9 +1691,6 @@
       <w:ind w:left="720"/>
       <w:contextualSpacing/>
     </w:pPr>
-    <w:rPr>
-      <w:color w:val="000000"/>
-    </w:rPr>
   </w:style>
   <w:style w:type="character" w:styleId="IntenseEmphasis">
     <w:name w:val="Intense Emphasis"/>
@@ -2039,7 +1720,6 @@
     <w:rPr>
       <w:i/>
       <w:iCs/>
-      <w:color w:val="000000"/>
     </w:rPr>
   </w:style>
   <w:style w:type="character" w:customStyle="1" w:styleId="IntenseQuoteChar">
@@ -2079,9 +1759,6 @@
     <w:pPr>
       <w:spacing w:after="100"/>
     </w:pPr>
-    <w:rPr>
-      <w:color w:val="000000"/>
-    </w:rPr>
   </w:style>
   <w:style w:type="paragraph" w:customStyle="1" w:styleId="Moral">
     <w:name w:val="Moral"/>
@@ -2093,7 +1770,6 @@
     <w:rPr>
       <w:rFonts w:ascii="Arial" w:eastAsia="Arial" w:hAnsi="Arial"/>
       <w:i/>
-      <w:color w:val="000000"/>
       <w:kern w:val="0"/>
       <w:sz w:val="22"/>
       <w:szCs w:val="22"/>
@@ -2115,9 +1791,6 @@
       </w:tabs>
       <w:spacing w:after="0" w:line="240" w:lineRule="auto"/>
     </w:pPr>
-    <w:rPr>
-      <w:color w:val="000000"/>
-    </w:rPr>
   </w:style>
   <w:style w:type="character" w:customStyle="1" w:styleId="HeaderChar">
     <w:name w:val="Header Char"/>
@@ -2140,9 +1813,6 @@
       </w:tabs>
       <w:spacing w:after="0" w:line="240" w:lineRule="auto"/>
     </w:pPr>
-    <w:rPr>
-      <w:color w:val="000000"/>
-    </w:rPr>
   </w:style>
   <w:style w:type="character" w:customStyle="1" w:styleId="FooterChar">
     <w:name w:val="Footer Char"/>
@@ -2165,7 +1835,6 @@
     </w:pPr>
     <w:rPr>
       <w:rFonts w:eastAsiaTheme="minorEastAsia"/>
-      <w:color w:val="000000"/>
     </w:rPr>
   </w:style>
   <w:style w:type="paragraph" w:styleId="TOC3">
@@ -2182,7 +1851,6 @@
     </w:pPr>
     <w:rPr>
       <w:rFonts w:eastAsiaTheme="minorEastAsia"/>
-      <w:color w:val="000000"/>
     </w:rPr>
   </w:style>
   <w:style w:type="paragraph" w:styleId="TOC4">
@@ -2199,7 +1867,6 @@
     </w:pPr>
     <w:rPr>
       <w:rFonts w:eastAsiaTheme="minorEastAsia"/>
-      <w:color w:val="000000"/>
     </w:rPr>
   </w:style>
   <w:style w:type="paragraph" w:styleId="TOC5">
@@ -2216,7 +1883,6 @@
     </w:pPr>
     <w:rPr>
       <w:rFonts w:eastAsiaTheme="minorEastAsia"/>
-      <w:color w:val="000000"/>
     </w:rPr>
   </w:style>
   <w:style w:type="paragraph" w:styleId="TOC6">
@@ -2233,7 +1899,6 @@
     </w:pPr>
     <w:rPr>
       <w:rFonts w:eastAsiaTheme="minorEastAsia"/>
-      <w:color w:val="000000"/>
     </w:rPr>
   </w:style>
   <w:style w:type="paragraph" w:styleId="TOC7">
@@ -2250,7 +1915,6 @@
     </w:pPr>
     <w:rPr>
       <w:rFonts w:eastAsiaTheme="minorEastAsia"/>
-      <w:color w:val="000000"/>
     </w:rPr>
   </w:style>
   <w:style w:type="paragraph" w:styleId="TOC8">
@@ -2267,7 +1931,6 @@
     </w:pPr>
     <w:rPr>
       <w:rFonts w:eastAsiaTheme="minorEastAsia"/>
-      <w:color w:val="000000"/>
     </w:rPr>
   </w:style>
   <w:style w:type="paragraph" w:styleId="TOC9">
@@ -2284,7 +1947,6 @@
     </w:pPr>
     <w:rPr>
       <w:rFonts w:eastAsiaTheme="minorEastAsia"/>
-      <w:color w:val="000000"/>
     </w:rPr>
   </w:style>
   <w:style w:type="paragraph" w:styleId="TOCHeading">
@@ -2300,7 +1962,6 @@
       <w:outlineLvl w:val="9"/>
     </w:pPr>
     <w:rPr>
-      <w:color w:val="000000"/>
       <w:kern w:val="0"/>
       <w:sz w:val="32"/>
       <w:szCs w:val="32"/>

--- a/ky/wisdom-stories/hayats-life-story.docx
+++ b/ky/wisdom-stories/hayats-life-story.docx
@@ -33,7 +33,7 @@
     </w:p>
     <w:p>
       <w:r>
-        <w:t>Эң оор түшүнгөнүм бул болду: кээде бала чоңоюш үчүн жылдардын өтүшү керек эмес экен. Өзүн таптакыр жалгыз сезген бир күн жетет экен.</w:t>
+        <w:t>Мен түшүнгөн эң оор чындык ушул болду: кээде бала чоңоюш үчүн жылдардын өтүшү керек эмес экен. Өзүн таптакыр жалгыз сезген бир күн жетет экен.</w:t>
       </w:r>
     </w:p>
     <w:p>
@@ -240,7 +240,7 @@
     </w:p>
     <w:p>
       <w:r>
-        <w:t>Хасан абадан биринчи жолу аны «Хасан аба» деп атаганым үчүн жаакка чабылдым.</w:t>
+        <w:t>Аны «Хасан аба» деп атаганым үчүн ал мени биринчи жолу жаакка чапты.</w:t>
       </w:r>
     </w:p>
     <w:p>
@@ -290,7 +290,7 @@
     </w:p>
     <w:p>
       <w:r>
-        <w:t>«Бей» сый-урмат менен кайрылган сөз эле. Аны айта алмакмын.</w:t>
+        <w:t>«Бей» — сый-урмат менен кайрылууда колдонулган сөз эле. Аны айта алмакмын.</w:t>
       </w:r>
     </w:p>
     <w:p>
